--- a/apps/api/src/data/preparation-docs/semana4-familia-y-amigos.docx
+++ b/apps/api/src/data/preparation-docs/semana4-familia-y-amigos.docx
@@ -3601,7 +3601,7 @@
         <w:sz w:val="32"/>
         <w:lang w:val="es-MX"/>
       </w:rPr>
-      <w:t xml:space="preserve">Emaús </w:t>
+      <w:t xml:space="preserve">Emaús</w:t>
     </w:r>
     <w:r>
       <w:rPr>
@@ -3609,7 +3609,7 @@
         <w:sz w:val="32"/>
         <w:lang w:val="es-MX"/>
       </w:rPr>
-      <w:t xml:space="preserve">– </w:t>
+      <w:t xml:space="preserve"/>
     </w:r>
     <w:r>
       <w:rPr>
@@ -3617,7 +3617,7 @@
         <w:sz w:val="32"/>
         <w:lang w:val="es-MX"/>
       </w:rPr>
-      <w:t>Polanco III</w:t>
+      <w:t/>
     </w:r>
   </w:p>
 </w:ftr>
@@ -3802,7 +3802,7 @@
                               <w:szCs w:val="16"/>
                               <w:lang w:val="es-MX"/>
                             </w:rPr>
-                            <w:t>22 de abril 2025</w:t>
+                            <w:t/>
                           </w:r>
                         </w:p>
                       </w:txbxContent>
@@ -3907,7 +3907,7 @@
                         <w:szCs w:val="16"/>
                         <w:lang w:val="es-MX"/>
                       </w:rPr>
-                      <w:t>22 de abril 2025</w:t>
+                      <w:t/>
                     </w:r>
                   </w:p>
                 </w:txbxContent>
@@ -4037,7 +4037,7 @@
                               <w:sz w:val="20"/>
                               <w:szCs w:val="20"/>
                             </w:rPr>
-                            <w:t xml:space="preserve"> </w:t>
+                            <w:t xml:space="preserve"/>
                           </w:r>
                           <w:r>
                             <w:rPr>
@@ -4045,7 +4045,7 @@
                               <w:sz w:val="20"/>
                               <w:szCs w:val="20"/>
                             </w:rPr>
-                            <w:t>Polanco III</w:t>
+                            <w:t/>
                           </w:r>
                         </w:p>
                       </w:txbxContent>
@@ -4126,7 +4126,7 @@
                         <w:sz w:val="20"/>
                         <w:szCs w:val="20"/>
                       </w:rPr>
-                      <w:t xml:space="preserve"> </w:t>
+                      <w:t xml:space="preserve"/>
                     </w:r>
                     <w:r>
                       <w:rPr>
@@ -4134,7 +4134,7 @@
                         <w:sz w:val="20"/>
                         <w:szCs w:val="20"/>
                       </w:rPr>
-                      <w:t>Polanco III</w:t>
+                      <w:t/>
                     </w:r>
                   </w:p>
                 </w:txbxContent>
